--- a/China/CT/徐新航-劳务协议.docx
+++ b/China/CT/徐新航-劳务协议.docx
@@ -440,7 +440,51 @@
           <w:highlight w:val="yellow"/>
           <w:u w:val="single"/>
         </w:rPr>
-        <w:t>(+1)5309793691</w:t>
+        <w:t>+1</w:t>
+      </w:r>
+      <w:r>
+        <w:rPr>
+          <w:rFonts w:ascii="仿宋" w:eastAsia="仿宋" w:hAnsi="仿宋" w:cs="仿宋" w:hint="eastAsia"/>
+          <w:color w:val="000000"/>
+          <w:sz w:val="28"/>
+          <w:szCs w:val="28"/>
+          <w:highlight w:val="yellow"/>
+          <w:u w:val="single"/>
+        </w:rPr>
+        <w:t>(</w:t>
+      </w:r>
+      <w:r>
+        <w:rPr>
+          <w:rFonts w:ascii="仿宋" w:eastAsia="仿宋" w:hAnsi="仿宋" w:cs="仿宋"/>
+          <w:color w:val="000000"/>
+          <w:sz w:val="28"/>
+          <w:szCs w:val="28"/>
+          <w:highlight w:val="yellow"/>
+          <w:u w:val="single"/>
+        </w:rPr>
+        <w:t>530</w:t>
+      </w:r>
+      <w:r>
+        <w:rPr>
+          <w:rFonts w:ascii="仿宋" w:eastAsia="仿宋" w:hAnsi="仿宋" w:cs="仿宋" w:hint="eastAsia"/>
+          <w:color w:val="000000"/>
+          <w:sz w:val="28"/>
+          <w:szCs w:val="28"/>
+          <w:highlight w:val="yellow"/>
+          <w:u w:val="single"/>
+        </w:rPr>
+        <w:t>)</w:t>
+      </w:r>
+      <w:r>
+        <w:rPr>
+          <w:rFonts w:ascii="仿宋" w:eastAsia="仿宋" w:hAnsi="仿宋" w:cs="仿宋"/>
+          <w:color w:val="000000"/>
+          <w:sz w:val="28"/>
+          <w:szCs w:val="28"/>
+          <w:highlight w:val="yellow"/>
+          <w:u w:val="single"/>
+        </w:rPr>
+        <w:t>9793691</w:t>
       </w:r>
       <w:r>
         <w:rPr>
@@ -463,7 +507,6 @@
         </w:rPr>
         <w:t xml:space="preserve"> </w:t>
       </w:r>
-      <w:proofErr w:type="gramStart"/>
       <w:r>
         <w:rPr>
           <w:rFonts w:ascii="仿宋" w:eastAsia="仿宋" w:hAnsi="仿宋" w:cs="仿宋" w:hint="eastAsia"/>
@@ -493,7 +536,6 @@
         </w:rPr>
         <w:t>后</w:t>
       </w:r>
-      <w:proofErr w:type="gramEnd"/>
       <w:r>
         <w:rPr>
           <w:rFonts w:ascii="仿宋" w:eastAsia="仿宋" w:hAnsi="仿宋" w:cs="仿宋"/>
@@ -772,6 +814,16 @@
           <w:u w:val="single"/>
         </w:rPr>
         <w:t>紧凑等离子体环</w:t>
+      </w:r>
+      <w:r>
+        <w:rPr>
+          <w:rFonts w:ascii="仿宋" w:eastAsia="仿宋" w:hAnsi="仿宋" w:cs="Times New Roman" w:hint="eastAsia"/>
+          <w:sz w:val="28"/>
+          <w:szCs w:val="28"/>
+          <w:highlight w:val="yellow"/>
+          <w:u w:val="single"/>
+        </w:rPr>
+        <w:t>对撞融合</w:t>
       </w:r>
       <w:r>
         <w:rPr>
@@ -875,7 +927,93 @@
           <w:highlight w:val="yellow"/>
           <w:u w:val="single"/>
         </w:rPr>
-        <w:t>紧凑环加料注入深度研究、紧凑环分别在MPS-LD直线装置、EAST托卡马克装置上实验研究等</w:t>
+        <w:t>紧凑环</w:t>
+      </w:r>
+      <w:r>
+        <w:rPr>
+          <w:rFonts w:ascii="仿宋" w:eastAsia="仿宋" w:hAnsi="仿宋" w:cs="Times New Roman" w:hint="eastAsia"/>
+          <w:sz w:val="28"/>
+          <w:szCs w:val="28"/>
+          <w:highlight w:val="yellow"/>
+          <w:u w:val="single"/>
+        </w:rPr>
+        <w:t>对撞融合</w:t>
+      </w:r>
+      <w:r>
+        <w:rPr>
+          <w:rFonts w:ascii="仿宋" w:eastAsia="仿宋" w:hAnsi="仿宋" w:cs="Times New Roman" w:hint="eastAsia"/>
+          <w:sz w:val="28"/>
+          <w:szCs w:val="28"/>
+          <w:highlight w:val="yellow"/>
+          <w:u w:val="single"/>
+        </w:rPr>
+        <w:t>实验研究平台</w:t>
+      </w:r>
+      <w:r>
+        <w:rPr>
+          <w:rFonts w:ascii="仿宋" w:eastAsia="仿宋" w:hAnsi="仿宋" w:cs="仿宋" w:hint="eastAsia"/>
+          <w:bCs/>
+          <w:sz w:val="28"/>
+          <w:szCs w:val="28"/>
+          <w:highlight w:val="yellow"/>
+          <w:u w:val="single"/>
+        </w:rPr>
+        <w:t>中</w:t>
+      </w:r>
+      <w:r>
+        <w:rPr>
+          <w:rFonts w:ascii="仿宋" w:eastAsia="仿宋" w:hAnsi="仿宋" w:cs="仿宋" w:hint="eastAsia"/>
+          <w:bCs/>
+          <w:sz w:val="28"/>
+          <w:szCs w:val="28"/>
+          <w:highlight w:val="yellow"/>
+          <w:u w:val="single"/>
+        </w:rPr>
+        <w:t>基于霍尔效应和微波干涉效应的磁场</w:t>
+      </w:r>
+      <w:r>
+        <w:rPr>
+          <w:rFonts w:ascii="仿宋" w:eastAsia="仿宋" w:hAnsi="仿宋" w:cs="仿宋" w:hint="eastAsia"/>
+          <w:bCs/>
+          <w:sz w:val="28"/>
+          <w:szCs w:val="28"/>
+          <w:highlight w:val="yellow"/>
+          <w:u w:val="single"/>
+        </w:rPr>
+        <w:t>密度诊断</w:t>
+      </w:r>
+      <w:r>
+        <w:rPr>
+          <w:rFonts w:ascii="仿宋" w:eastAsia="仿宋" w:hAnsi="仿宋" w:cs="仿宋" w:hint="eastAsia"/>
+          <w:bCs/>
+          <w:sz w:val="28"/>
+          <w:szCs w:val="28"/>
+          <w:highlight w:val="yellow"/>
+          <w:u w:val="single"/>
+        </w:rPr>
+        <w:t>系统开发</w:t>
+      </w:r>
+      <w:r>
+        <w:rPr>
+          <w:rFonts w:ascii="仿宋" w:eastAsia="仿宋" w:hAnsi="仿宋" w:cs="仿宋" w:hint="eastAsia"/>
+          <w:bCs/>
+          <w:sz w:val="28"/>
+          <w:szCs w:val="28"/>
+          <w:highlight w:val="yellow"/>
+          <w:u w:val="single"/>
+        </w:rPr>
+        <w:t>以及实验数据分析</w:t>
+      </w:r>
+      <w:r>
+        <w:rPr>
+          <w:rFonts w:ascii="仿宋" w:eastAsia="仿宋" w:hAnsi="仿宋" w:cs="仿宋" w:hint="eastAsia"/>
+          <w:bCs/>
+          <w:sz w:val="28"/>
+          <w:szCs w:val="28"/>
+          <w:highlight w:val="yellow"/>
+          <w:u w:val="single"/>
+        </w:rPr>
+        <w:t>等研究</w:t>
       </w:r>
       <w:r>
         <w:rPr>

--- a/China/CT/徐新航-劳务协议.docx
+++ b/China/CT/徐新航-劳务协议.docx
@@ -507,6 +507,7 @@
         </w:rPr>
         <w:t xml:space="preserve"> </w:t>
       </w:r>
+      <w:proofErr w:type="gramStart"/>
       <w:r>
         <w:rPr>
           <w:rFonts w:ascii="仿宋" w:eastAsia="仿宋" w:hAnsi="仿宋" w:cs="仿宋" w:hint="eastAsia"/>
@@ -536,6 +537,7 @@
         </w:rPr>
         <w:t>后</w:t>
       </w:r>
+      <w:proofErr w:type="gramEnd"/>
       <w:r>
         <w:rPr>
           <w:rFonts w:ascii="仿宋" w:eastAsia="仿宋" w:hAnsi="仿宋" w:cs="仿宋"/>
@@ -918,6 +920,7 @@
           <w:szCs w:val="28"/>
         </w:rPr>
       </w:pPr>
+      <w:proofErr w:type="gramStart"/>
       <w:r>
         <w:rPr>
           <w:rFonts w:ascii="仿宋" w:eastAsia="仿宋" w:hAnsi="仿宋" w:cs="仿宋" w:hint="eastAsia"/>
@@ -929,26 +932,7 @@
         </w:rPr>
         <w:t>紧凑环</w:t>
       </w:r>
-      <w:r>
-        <w:rPr>
-          <w:rFonts w:ascii="仿宋" w:eastAsia="仿宋" w:hAnsi="仿宋" w:cs="Times New Roman" w:hint="eastAsia"/>
-          <w:sz w:val="28"/>
-          <w:szCs w:val="28"/>
-          <w:highlight w:val="yellow"/>
-          <w:u w:val="single"/>
-        </w:rPr>
-        <w:t>对撞融合</w:t>
-      </w:r>
-      <w:r>
-        <w:rPr>
-          <w:rFonts w:ascii="仿宋" w:eastAsia="仿宋" w:hAnsi="仿宋" w:cs="Times New Roman" w:hint="eastAsia"/>
-          <w:sz w:val="28"/>
-          <w:szCs w:val="28"/>
-          <w:highlight w:val="yellow"/>
-          <w:u w:val="single"/>
-        </w:rPr>
-        <w:t>实验研究平台</w:t>
-      </w:r>
+      <w:proofErr w:type="gramEnd"/>
       <w:r>
         <w:rPr>
           <w:rFonts w:ascii="仿宋" w:eastAsia="仿宋" w:hAnsi="仿宋" w:cs="仿宋" w:hint="eastAsia"/>
@@ -958,62 +942,7 @@
           <w:highlight w:val="yellow"/>
           <w:u w:val="single"/>
         </w:rPr>
-        <w:t>中</w:t>
-      </w:r>
-      <w:r>
-        <w:rPr>
-          <w:rFonts w:ascii="仿宋" w:eastAsia="仿宋" w:hAnsi="仿宋" w:cs="仿宋" w:hint="eastAsia"/>
-          <w:bCs/>
-          <w:sz w:val="28"/>
-          <w:szCs w:val="28"/>
-          <w:highlight w:val="yellow"/>
-          <w:u w:val="single"/>
-        </w:rPr>
-        <w:t>基于霍尔效应和微波干涉效应的磁场</w:t>
-      </w:r>
-      <w:r>
-        <w:rPr>
-          <w:rFonts w:ascii="仿宋" w:eastAsia="仿宋" w:hAnsi="仿宋" w:cs="仿宋" w:hint="eastAsia"/>
-          <w:bCs/>
-          <w:sz w:val="28"/>
-          <w:szCs w:val="28"/>
-          <w:highlight w:val="yellow"/>
-          <w:u w:val="single"/>
-        </w:rPr>
-        <w:t>密度诊断</w:t>
-      </w:r>
-      <w:r>
-        <w:rPr>
-          <w:rFonts w:ascii="仿宋" w:eastAsia="仿宋" w:hAnsi="仿宋" w:cs="仿宋" w:hint="eastAsia"/>
-          <w:bCs/>
-          <w:sz w:val="28"/>
-          <w:szCs w:val="28"/>
-          <w:highlight w:val="yellow"/>
-          <w:u w:val="single"/>
-        </w:rPr>
-        <w:t>系统开发</w:t>
-      </w:r>
-      <w:r>
-        <w:rPr>
-          <w:rFonts w:ascii="仿宋" w:eastAsia="仿宋" w:hAnsi="仿宋" w:cs="仿宋" w:hint="eastAsia"/>
-          <w:bCs/>
-          <w:sz w:val="28"/>
-          <w:szCs w:val="28"/>
-          <w:highlight w:val="yellow"/>
-          <w:u w:val="single"/>
-        </w:rPr>
-        <w:t>以及实验数据分析</w:t>
-      </w:r>
-      <w:r>
-        <w:rPr>
-          <w:rFonts w:ascii="仿宋" w:eastAsia="仿宋" w:hAnsi="仿宋" w:cs="仿宋" w:hint="eastAsia"/>
-          <w:bCs/>
-          <w:sz w:val="28"/>
-          <w:szCs w:val="28"/>
-          <w:highlight w:val="yellow"/>
-          <w:u w:val="single"/>
-        </w:rPr>
-        <w:t>等研究</w:t>
+        <w:t>对撞融合实验平台中基于杂质光谱的速度与温度诊断系统的研制、实验数据采集与物理分析等相关研究工作</w:t>
       </w:r>
       <w:r>
         <w:rPr>
@@ -1721,8 +1650,18 @@
           <w:sz w:val="28"/>
           <w:szCs w:val="28"/>
         </w:rPr>
-        <w:t>完成情况，向乙方发放劳务报酬，并依照相关法律法规的要求替乙方代扣相应的税款；</w:t>
-      </w:r>
+        <w:t>完成情况，向乙方发放劳务报酬，</w:t>
+      </w:r>
+      <w:proofErr w:type="gramStart"/>
+      <w:r>
+        <w:rPr>
+          <w:rFonts w:ascii="仿宋" w:eastAsia="仿宋" w:hAnsi="仿宋" w:cs="仿宋" w:hint="eastAsia"/>
+          <w:sz w:val="28"/>
+          <w:szCs w:val="28"/>
+        </w:rPr>
+        <w:t>并依照相关法律法规的要求替乙方代扣相应的税款；</w:t>
+      </w:r>
+      <w:proofErr w:type="gramEnd"/>
     </w:p>
     <w:p>
       <w:pPr>
@@ -1774,7 +1713,16 @@
           <w:sz w:val="28"/>
           <w:szCs w:val="28"/>
         </w:rPr>
-        <w:t>3、为乙方提供所</w:t>
+        <w:t>3、</w:t>
+      </w:r>
+      <w:proofErr w:type="gramStart"/>
+      <w:r>
+        <w:rPr>
+          <w:rFonts w:ascii="仿宋" w:eastAsia="仿宋" w:hAnsi="仿宋" w:cs="仿宋" w:hint="eastAsia"/>
+          <w:sz w:val="28"/>
+          <w:szCs w:val="28"/>
+        </w:rPr>
+        <w:t>为乙方提供所</w:t>
       </w:r>
       <w:r>
         <w:rPr>
@@ -1793,6 +1741,7 @@
         </w:rPr>
         <w:t>必要的条件；</w:t>
       </w:r>
+      <w:proofErr w:type="gramEnd"/>
     </w:p>
     <w:p>
       <w:pPr>
@@ -1839,8 +1788,18 @@
           <w:sz w:val="28"/>
           <w:szCs w:val="28"/>
         </w:rPr>
-        <w:t>、乙方有权获得相应劳务报酬并受法律保护；</w:t>
-      </w:r>
+        <w:t>、</w:t>
+      </w:r>
+      <w:proofErr w:type="gramStart"/>
+      <w:r>
+        <w:rPr>
+          <w:rFonts w:ascii="仿宋" w:eastAsia="仿宋" w:hAnsi="仿宋" w:cs="仿宋" w:hint="eastAsia"/>
+          <w:sz w:val="28"/>
+          <w:szCs w:val="28"/>
+        </w:rPr>
+        <w:t>乙方有权获得相应劳务报酬并受法律保护；</w:t>
+      </w:r>
+      <w:proofErr w:type="gramEnd"/>
     </w:p>
     <w:p>
       <w:pPr>
@@ -1865,7 +1824,16 @@
           <w:sz w:val="28"/>
           <w:szCs w:val="28"/>
         </w:rPr>
-        <w:t>、遵守国家法律法规及甲方</w:t>
+        <w:t>、</w:t>
+      </w:r>
+      <w:proofErr w:type="gramStart"/>
+      <w:r>
+        <w:rPr>
+          <w:rFonts w:ascii="仿宋" w:eastAsia="仿宋" w:hAnsi="仿宋" w:cs="仿宋" w:hint="eastAsia"/>
+          <w:sz w:val="28"/>
+          <w:szCs w:val="28"/>
+        </w:rPr>
+        <w:t>遵守国家法律法规及甲方</w:t>
       </w:r>
       <w:r>
         <w:rPr>
@@ -1884,6 +1852,7 @@
         </w:rPr>
         <w:t>；</w:t>
       </w:r>
+      <w:proofErr w:type="gramEnd"/>
     </w:p>
     <w:p>
       <w:pPr>
@@ -1901,8 +1870,18 @@
           <w:szCs w:val="28"/>
         </w:rPr>
         <w:lastRenderedPageBreak/>
-        <w:t>3、维护甲方的声誉及正当利益，如造成损害或经济损失，乙方应据实赔偿一切损失，包括直接损失和间接损失；</w:t>
-      </w:r>
+        <w:t>3、维护甲方的声誉及正当利益，如造成损害或经济损失，乙方应据实赔偿一切损失，</w:t>
+      </w:r>
+      <w:proofErr w:type="gramStart"/>
+      <w:r>
+        <w:rPr>
+          <w:rFonts w:ascii="仿宋" w:eastAsia="仿宋" w:hAnsi="仿宋" w:cs="仿宋" w:hint="eastAsia"/>
+          <w:sz w:val="28"/>
+          <w:szCs w:val="28"/>
+        </w:rPr>
+        <w:t>包括直接损失和间接损失；</w:t>
+      </w:r>
+      <w:proofErr w:type="gramEnd"/>
     </w:p>
     <w:p>
       <w:pPr>
@@ -1919,7 +1898,16 @@
           <w:sz w:val="28"/>
           <w:szCs w:val="28"/>
         </w:rPr>
-        <w:t>4、对甲方的经营、管理及信息等技术秘密或其他商业秘密</w:t>
+        <w:t>4、对甲方的经营、</w:t>
+      </w:r>
+      <w:proofErr w:type="gramStart"/>
+      <w:r>
+        <w:rPr>
+          <w:rFonts w:ascii="仿宋" w:eastAsia="仿宋" w:hAnsi="仿宋" w:cs="仿宋" w:hint="eastAsia"/>
+          <w:sz w:val="28"/>
+          <w:szCs w:val="28"/>
+        </w:rPr>
+        <w:t>管理及信息等技术秘密或其他商业秘密</w:t>
       </w:r>
       <w:r>
         <w:rPr>
@@ -1929,6 +1917,7 @@
         </w:rPr>
         <w:t>(</w:t>
       </w:r>
+      <w:proofErr w:type="gramEnd"/>
       <w:r>
         <w:rPr>
           <w:rFonts w:ascii="仿宋" w:eastAsia="仿宋" w:hAnsi="仿宋" w:cs="仿宋"/>
@@ -1979,8 +1968,18 @@
           <w:sz w:val="28"/>
           <w:szCs w:val="28"/>
         </w:rPr>
-        <w:t>未经甲方书面许可，不得向任何第三方泄露；</w:t>
-      </w:r>
+        <w:t>未经甲方书面许可，</w:t>
+      </w:r>
+      <w:proofErr w:type="gramStart"/>
+      <w:r>
+        <w:rPr>
+          <w:rFonts w:ascii="仿宋" w:eastAsia="仿宋" w:hAnsi="仿宋" w:cs="仿宋" w:hint="eastAsia"/>
+          <w:sz w:val="28"/>
+          <w:szCs w:val="28"/>
+        </w:rPr>
+        <w:t>不得向任何第三方泄露；</w:t>
+      </w:r>
+      <w:proofErr w:type="gramEnd"/>
     </w:p>
     <w:p>
       <w:pPr>
@@ -2084,8 +2083,18 @@
           <w:sz w:val="28"/>
           <w:szCs w:val="28"/>
         </w:rPr>
-        <w:t>等相关权益）由甲方项目的承担单位所有；</w:t>
-      </w:r>
+        <w:t>等相关权益）</w:t>
+      </w:r>
+      <w:proofErr w:type="gramStart"/>
+      <w:r>
+        <w:rPr>
+          <w:rFonts w:ascii="仿宋" w:eastAsia="仿宋" w:hAnsi="仿宋" w:cs="仿宋" w:hint="eastAsia"/>
+          <w:sz w:val="28"/>
+          <w:szCs w:val="28"/>
+        </w:rPr>
+        <w:t>由甲方项目的承担单位所有；</w:t>
+      </w:r>
+      <w:proofErr w:type="gramEnd"/>
     </w:p>
     <w:p>
       <w:pPr>
@@ -2591,6 +2600,7 @@
         </w:rPr>
         <w:t>2</w:t>
       </w:r>
+      <w:proofErr w:type="gramStart"/>
       <w:r>
         <w:rPr>
           <w:rFonts w:ascii="仿宋" w:eastAsia="仿宋" w:hAnsi="仿宋" w:cs="仿宋" w:hint="eastAsia"/>
@@ -2633,6 +2643,7 @@
         </w:rPr>
         <w:t>。</w:t>
       </w:r>
+      <w:proofErr w:type="gramEnd"/>
     </w:p>
     <w:p>
       <w:pPr>
@@ -3529,7 +3540,6 @@
   <w:style w:type="character" w:default="1" w:styleId="DefaultParagraphFont">
     <w:name w:val="Default Paragraph Font"/>
     <w:uiPriority w:val="1"/>
-    <w:semiHidden/>
     <w:unhideWhenUsed/>
   </w:style>
   <w:style w:type="table" w:default="1" w:styleId="TableNormal">
